--- a/CS263_Project_Planning_Report.docx
+++ b/CS263_Project_Planning_Report.docx
@@ -249,6 +249,21 @@
           <w:b/>
           <w:bCs/>
         </w:rPr>
+        <w:t xml:space="preserve">Framework: </w:t>
+      </w:r>
+      <w:r>
+        <w:t xml:space="preserve">Rather than integrating each method’s codebase from scratch, we will use EasyEdit (Wang et al., ACL 2024), a unified framework that wraps ROME, MEMIT, IKE, and several other editing methods behind a consistent API. Running all three methods through the same framework reduces implementation variance as a confound in our comparison and frees up engineering time for the novel evaluation component. As a sanity check, we will first reproduce ROME’s published CounterFact numbers using the original ROME codebase, then confirm EasyEdit’s ROME implementation produces comparable results before running MEMIT and IKE through EasyEdit.</w:t>
+      </w:r>
+    </w:p>
+    <w:p>
+      <w:pPr>
+        <w:spacing w:after="120"/>
+      </w:pPr>
+      <w:r>
+        <w:rPr>
+          <w:b/>
+          <w:bCs/>
+        </w:rPr>
         <w:t xml:space="preserve">Models: </w:t>
       </w:r>
       <w:r>
@@ -374,7 +389,7 @@
         <w:spacing w:after="60"/>
       </w:pPr>
       <w:r>
-        <w:t xml:space="preserve">Week 4 (4/17): Planning report submission. Environment setup; ROME public code running locally.</w:t>
+        <w:t xml:space="preserve">Week 4 (4/17): Planning report submission. Environment setup; ROME public code running locally; EasyEdit installed.</w:t>
       </w:r>
     </w:p>
     <w:p>
@@ -387,7 +402,7 @@
         <w:spacing w:after="60"/>
       </w:pPr>
       <w:r>
-        <w:t xml:space="preserve">Week 5: Reproduce ROME baseline numbers on CounterFact. Begin MEMIT and IKE integration.</w:t>
+        <w:t xml:space="preserve">Week 5: Reproduce ROME baseline numbers on CounterFact using the original ROME repo; confirm EasyEdit’s ROME implementation is comparable. Begin MEMIT integration through EasyEdit.</w:t>
       </w:r>
     </w:p>
     <w:p>
@@ -400,7 +415,7 @@
         <w:spacing w:after="60"/>
       </w:pPr>
       <w:r>
-        <w:t xml:space="preserve">Week 6: Complete baseline reproductions. Begin ripple-effect evaluation on RippleEdits and MQUAKE.</w:t>
+        <w:t xml:space="preserve">Week 6: Complete MEMIT and IKE runs through EasyEdit. Begin ripple-effect evaluation on RippleEdits and MQUAKE.</w:t>
       </w:r>
     </w:p>
     <w:p>
@@ -479,7 +494,7 @@
         <w:t xml:space="preserve">Matthew Hutchinson: </w:t>
       </w:r>
       <w:r>
-        <w:t xml:space="preserve">ROME reproduction on CounterFact, diagnostic probe set design, probe evaluation runs, writeup of failure-mode findings. Presentation co-owner.</w:t>
+        <w:t xml:space="preserve">ROME reproduction using the original ROME repo, cross-validation against EasyEdit’s ROME implementation, diagnostic probe set design, probe evaluation runs, writeup of failure-mode findings. Presentation co-owner.</w:t>
       </w:r>
     </w:p>
     <w:p>
@@ -494,7 +509,7 @@
         <w:t xml:space="preserve">Corey Shen: </w:t>
       </w:r>
       <w:r>
-        <w:t xml:space="preserve">MEMIT and IKE integration, full evaluation pipeline across CounterFact, RippleEdits, and MQUAKE, aggregated results tables. Presentation co-owner.</w:t>
+        <w:t xml:space="preserve">EasyEdit configuration for MEMIT and IKE, full evaluation pipeline across CounterFact, RippleEdits, and MQUAKE, aggregated results tables. Presentation co-owner.</w:t>
       </w:r>
     </w:p>
     <w:p>
@@ -608,6 +623,19 @@
       </w:pPr>
       <w:r>
         <w:t xml:space="preserve">Yao et al., “Editing Large Language Models: Problems, Methods, and Opportunities” (survey), EMNLP 2023</w:t>
+      </w:r>
+    </w:p>
+    <w:p>
+      <w:pPr>
+        <w:pStyle w:val="ListParagraph"/>
+        <w:numPr>
+          <w:ilvl w:val="0"/>
+          <w:numId w:val="2"/>
+        </w:numPr>
+        <w:spacing w:after="80"/>
+      </w:pPr>
+      <w:r>
+        <w:t xml:space="preserve">Wang et al., “EasyEdit: An Easy-to-use Knowledge Editing Framework for Large Language Models”, ACL 2024 (system demonstration)</w:t>
       </w:r>
     </w:p>
     <w:sectPr>
